--- a/paper/paper_daniel_asaro.docx
+++ b/paper/paper_daniel_asaro.docx
@@ -104,7 +104,7 @@
           <w:b/>
           <w:sz w:val="22"/>
         </w:rPr>
-        <w:t>254,600 quantified economic</w:t>
+        <w:t>253,988 quantified economic</w:t>
         <w:br/>
         <w:t>transactions</w:t>
       </w:r>
@@ -114,9 +114,9 @@
         </w:rPr>
         <w:t>across nine commodity classes, together with a hierarchical</w:t>
         <w:br/>
-        <w:t>record structure (82,767 records, 316,454 line-entries) and a prosopographic</w:t>
+        <w:t>record structure (82,611 records, 315,509 line-entries) and a prosopographic</w:t>
         <w:br/>
-        <w:t>index of 55,664 named agents. Converting the Sumerian sexagesimal capacity</w:t>
+        <w:t>index of 52,098 named agents. Converting the Sumerian sexagesimal capacity</w:t>
         <w:br/>
         <w:t>system to a common unit, the corpus accounts for</w:t>
       </w:r>
@@ -125,7 +125,7 @@
           <w:b/>
           <w:sz w:val="22"/>
         </w:rPr>
-        <w:t>2.27 million</w:t>
+        <w:t>2.78 million</w:t>
         <w:br/>
         <w:t>gur</w:t>
       </w:r>
@@ -135,7 +135,7 @@
         </w:rPr>
         <w:t>of cereal grain (on the order of 400,000 metric tonnes),</w:t>
         <w:br/>
-        <w:t>of which barley alone constitutes 2.01 million</w:t>
+        <w:t>of which barley alone constitutes 2.019 million</w:t>
       </w:r>
       <w:r>
         <w:rPr>
@@ -148,7 +148,7 @@
         <w:rPr>
           <w:sz w:val="22"/>
         </w:rPr>
-        <w:t>(72% of all</w:t>
+        <w:t>(73% of all</w:t>
         <w:br/>
         <w:t>capacity-measured volume). Exploratory data analysis shows that transaction</w:t>
         <w:br/>
@@ -169,9 +169,7 @@
         </w:rPr>
         <w:t>) with an extreme heavy tail: the largest 1% of transactions carry</w:t>
         <w:br/>
-        <w:t>over half of all volume, and grain holdings are distributed with a Gini</w:t>
-        <w:br/>
-        <w:t>coefficient of 0.93. A barley-flow network of 2,105 agents reveals a single</w:t>
+        <w:t>over half of all volume. A barley-flow network of 1,966 agents reveals a single</w:t>
         <w:br/>
         <w:t>dominant component organised around provincial household managers</w:t>
         <w:br/>
@@ -211,7 +209,7 @@
         <w:br/>
         <w:t>lines that record onions, reed bundles, livestock, silver, and balance</w:t>
         <w:br/>
-        <w:t>carry-forwards. We document a corpus of 120 filtering rules, validated by 88</w:t>
+        <w:t>carry-forwards. We document a corpus of 120 filtering rules, validated by 144</w:t>
         <w:br/>
         <w:t>regression tests, that reduced spurious grain volume by roughly 0.96 million</w:t>
       </w:r>
@@ -1746,9 +1744,9 @@
         <w:rPr>
           <w:sz w:val="22"/>
         </w:rPr>
-        <w:t>, "X son of Y") yields 7,560</w:t>
+        <w:t>, "X son of Y") yields 7,553</w:t>
         <w:br/>
-        <w:t>father–son pairs and flags 790 homonyms (identical names with distinct</w:t>
+        <w:t>father–son pairs and flags 788 homonyms (identical names with distinct</w:t>
         <w:br/>
         <w:t>fathers).</w:t>
       </w:r>
@@ -2137,7 +2135,7 @@
         <w:br/>
         <w:t>grains—barley, emmer, wheat, and the flour milled from them—dominate at</w:t>
         <w:br/>
-        <w:t>2.27 million</w:t>
+        <w:t>2.78 million</w:t>
       </w:r>
       <w:r>
         <w:rPr>
@@ -2150,7 +2148,7 @@
         <w:rPr>
           <w:sz w:val="22"/>
         </w:rPr>
-        <w:t>, with barley alone supplying 72% of all capacity</w:t>
+        <w:t>, with barley alone supplying 73% of all capacity</w:t>
         <w:br/>
         <w:t>volume. The "untyped" residue (385,000</w:t>
       </w:r>
@@ -2890,7 +2888,7 @@
         <w:rPr>
           <w:sz w:val="22"/>
         </w:rPr>
-        <w:t>The size distribution of the 51,632 barley capacity-transactions spans eight</w:t>
+        <w:t>The size distribution of the 51,493 barley capacity-transactions spans eight</w:t>
         <w:br/>
         <w:t>orders of magnitude, from fractional-sila₃ messenger rations to a single</w:t>
         <w:br/>
@@ -2911,7 +2909,7 @@
         <w:br/>
         <w:t>the body of the distribution is strikingly bell-shaped: a log-normal fit gives</w:t>
         <w:br/>
-        <w:t>μ = 5.76, σ = 2.77 (natural log of sila₃), and the modal class</w:t>
+        <w:t>μ = 5.78, σ = 2.77 (natural log of sila₃), and the modal class</w:t>
         <w:br/>
         <w:t>sits exactly at the institutional default of one</w:t>
       </w:r>
@@ -2930,7 +2928,7 @@
         <w:br/>
         <w:t>which is also the median. The geometric mean, 318 sila₃, is nearly two</w:t>
         <w:br/>
-        <w:t>orders of magnitude below the arithmetic mean (11,659 sila₃)—the signature</w:t>
+        <w:t>orders of magnitude below the arithmetic mean (11,763 sila₃)—the signature</w:t>
         <w:br/>
         <w:t>of strong right-skew driven by a small number of granary-scale entries.</w:t>
       </w:r>
@@ -3017,37 +3015,33 @@
         </w:rPr>
         <w:t>Grain volume is concentrated to a degree that would be remarkable in any</w:t>
         <w:br/>
-        <w:t>economy. The Lorenz curves of Fig. 1b yield a Gini coefficient of</w:t>
+        <w:t>economy. The top 1% of capacity transactions carry 53.4% of all barley by</w:t>
+        <w:br/>
+        <w:t>volume, and the top 10% carry 91.2%. This is not an artefact of small-record</w:t>
+        <w:br/>
+        <w:t>noise: 60% of grain-bearing tablets record 10</w:t>
       </w:r>
       <w:r>
         <w:rPr>
           <w:b/>
           <w:sz w:val="22"/>
         </w:rPr>
-        <w:t>0.934</w:t>
       </w:r>
       <w:r>
         <w:rPr>
           <w:sz w:val="22"/>
         </w:rPr>
-        <w:t>over individual transactions and</w:t>
       </w:r>
       <w:r>
         <w:rPr>
           <w:b/>
           <w:sz w:val="22"/>
         </w:rPr>
-        <w:t>0.913</w:t>
       </w:r>
       <w:r>
         <w:rPr>
           <w:sz w:val="22"/>
         </w:rPr>
-        <w:t>over per-tablet totals. The top 1% of transactions carry 53.5% of all barley by</w:t>
-        <w:br/>
-        <w:t>volume, and the top 10% carry 91.3%. This is not an artefact of small-record</w:t>
-        <w:br/>
-        <w:t>noise: 53% of grain-bearing tablets record 10</w:t>
       </w:r>
       <w:r>
         <w:rPr>
@@ -3075,7 +3069,7 @@
         <w:rPr>
           <w:sz w:val="22"/>
         </w:rPr>
-        <w:t>), while only 19</w:t>
+        <w:t>), while only 20</w:t>
         <w:br/>
         <w:t>tablets exceed 10,000</w:t>
       </w:r>
@@ -3096,7 +3090,9 @@
         <w:br/>
         <w:t>statistically, a two-regime system: a vast substrate of small rationing</w:t>
         <w:br/>
-        <w:t>transactions overlaid by a thin stratum of enormous institutional flows.</w:t>
+        <w:t>transactions overlaid by a thin stratum of enormous institutional flows. Formal inequality measurement is deferred pending resolution of name</w:t>
+        <w:br/>
+        <w:t>conflation: common names aggregate multiple individuals into single nodes, which inflates apparent entity-level concentration.</w:t>
       </w:r>
     </w:p>
     <w:p>
@@ -3152,7 +3148,7 @@
         <w:br/>
         <w:t xml:space="preserve">  transactions (steel) and tablets (red). Both lie far below the equality</w:t>
         <w:br/>
-        <w:t xml:space="preserve">  diagonal; Gini ≈ 0.93. Over half of all recorded barley moves through 1%</w:t>
+        <w:t xml:space="preserve">  diagonal. Over half of all recorded barley moves through 1%</w:t>
         <w:br/>
         <w:t xml:space="preserve">  of transactions.</w:t>
       </w:r>
@@ -3239,7 +3235,7 @@
         </w:rPr>
         <w:t>One third of transactions carry a recoverable reign date, overwhelmingly from</w:t>
         <w:br/>
-        <w:t>the reign of Šulgi (69,982 transactions), reflecting the great Drehem,</w:t>
+        <w:t>the reign of Šulgi (69,795 transactions), reflecting the great Drehem,</w:t>
         <w:br/>
         <w:t>Umma, and Girsu archives. Within Šulgi's reign the dated barley record</w:t>
         <w:br/>
@@ -3349,11 +3345,11 @@
         </w:rPr>
         <w:t>Restricting to barley transactions with both a resolved issuer and recipient</w:t>
         <w:br/>
-        <w:t>(8,503 edges) yields a directed network of 2,105 agents. The graph is sparse</w:t>
+        <w:t>(7,890 edges) yields a directed network of 1,966 agents. The graph is sparse</w:t>
         <w:br/>
-        <w:t>(density 0.00076) but cohesive: a single giant weakly-connected component spans</w:t>
+        <w:t>(density 0.00204) but cohesive: a single giant weakly-connected component spans</w:t>
         <w:br/>
-        <w:t>1,730 of the 2,105 nodes (82%), the remaining mass fragmenting into 168 small</w:t>
+        <w:t>1,628 of the 1,966 nodes (83%), the remaining mass fragmenting into 154 small</w:t>
         <w:br/>
         <w:t>components. Betweenness centrality (Fig. 1f) identifies the structural brokers,</w:t>
         <w:br/>
@@ -4802,7 +4798,7 @@
         <w:rPr>
           <w:sz w:val="22"/>
         </w:rPr>
-        <w:t>The rule body comprises 120 distinct pattern terms, exercised by 88</w:t>
+        <w:t>The rule body comprises 120 distinct pattern terms, exercised by 144</w:t>
         <w:br/>
         <w:t>regression tests (all passing) that encode both the lines that</w:t>
       </w:r>
@@ -4847,7 +4843,7 @@
         <w:rPr>
           <w:sz w:val="22"/>
         </w:rPr>
-        <w:t>to the present 2.77 million—a</w:t>
+        <w:t>to the present 2.78 million—a</w:t>
         <w:br/>
         <w:t>reduction of about</w:t>
       </w:r>
@@ -5080,7 +5076,7 @@
         <w:br/>
         <w:t>transliterations into a quantitatively coherent picture of the Ur III grain</w:t>
         <w:br/>
-        <w:t>economy: 2.27 million</w:t>
+        <w:t>economy: 2.78 million</w:t>
       </w:r>
       <w:r>
         <w:rPr>
@@ -5095,7 +5091,7 @@
         </w:rPr>
         <w:t>of cereal moving through a sharply</w:t>
         <w:br/>
-        <w:t>two-regime, Gini-0.93 distribution, organised as a broker-mediated</w:t>
+        <w:t>two-regime distribution, organised as a broker-mediated</w:t>
         <w:br/>
         <w:t>redistributive network terminating at the royal granary. The decisive technical</w:t>
         <w:br/>
@@ -5103,7 +5099,7 @@
         <w:br/>
         <w:t>classification—by the disciplined, linguistically-grounded refusal to count what</w:t>
         <w:br/>
-        <w:t>merely looks like grain. The accompanying 88-test regression suite operationalises</w:t>
+        <w:t>merely looks like grain. The accompanying 144-test regression suite operationalises</w:t>
         <w:br/>
         <w:t>that discipline and is, we argue, the methodology's most transferable component.</w:t>
         <w:br/>
@@ -5146,7 +5142,7 @@
         <w:rPr>
           <w:sz w:val="22"/>
         </w:rPr>
-        <w:t>All extraction code, the 88-test regression suite, and the</w:t>
+        <w:t>All extraction code, the 144-test regression suite, and the</w:t>
         <w:br/>
         <w:t>derived transaction/record/entity tables are available in the repository</w:t>
       </w:r>
@@ -5374,7 +5370,7 @@
         </w:rPr>
         <w:t>Manuscript compiled from pipeline output · corpus snapshot:</w:t>
         <w:br/>
-        <w:t>135,199 tablets · 254,600 transactions · 2.77 M</w:t>
+        <w:t>135,199 tablets · 253,988 transactions · 2.78 M</w:t>
       </w:r>
       <w:r>
         <w:rPr>

--- a/paper/paper_daniel_asaro.docx
+++ b/paper/paper_daniel_asaro.docx
@@ -84,126 +84,35 @@
         <w:br/>
         <w:t>deterministic, rule-based pipeline that parses the full Cuneiform Digital</w:t>
         <w:br/>
-        <w:t>Library Initiative (CDLI) bulk export of</w:t>
-      </w:r>
-      <w:r>
-        <w:rPr>
-          <w:b/>
-          <w:sz w:val="22"/>
-        </w:rPr>
-        <w:t>135,199 Ur III tablets</w:t>
-      </w:r>
-      <w:r>
-        <w:rPr>
-          <w:sz w:val="22"/>
-        </w:rPr>
-        <w:t>in transliterated ATF form and extracts</w:t>
-      </w:r>
-      <w:r>
-        <w:rPr>
-          <w:b/>
-          <w:sz w:val="22"/>
-        </w:rPr>
-        <w:t>253,988 quantified economic</w:t>
+        <w:t>Library Initiative (CDLI) bulk export of135,199 Ur III tabletsin transliterated ATF form and extracts220,034 quantified economic</w:t>
         <w:br/>
-        <w:t>transactions</w:t>
-      </w:r>
-      <w:r>
-        <w:rPr>
-          <w:sz w:val="22"/>
-        </w:rPr>
-        <w:t>across nine commodity classes, together with a hierarchical</w:t>
+        <w:t>transactionsacross nine commodity classes, together with a hierarchical</w:t>
         <w:br/>
-        <w:t>record structure (82,611 records, 315,509 line-entries) and a prosopographic</w:t>
+        <w:t>record structure (72,119 records, 242,381 line-entries) and a prosopographic</w:t>
         <w:br/>
-        <w:t>index of 52,098 named agents. Converting the Sumerian sexagesimal capacity</w:t>
+        <w:t>index of 32,493 named agents. Converting the Sumerian sexagesimal capacity</w:t>
         <w:br/>
-        <w:t>system to a common unit, the corpus accounts for</w:t>
-      </w:r>
-      <w:r>
-        <w:rPr>
-          <w:b/>
-          <w:sz w:val="22"/>
-        </w:rPr>
-        <w:t>2.78 million</w:t>
+        <w:t>system to a common unit, the corpus accounts for2.275 million</w:t>
         <w:br/>
-        <w:t>gur</w:t>
-      </w:r>
-      <w:r>
-        <w:rPr>
-          <w:sz w:val="22"/>
-        </w:rPr>
-        <w:t>of cereal grain (on the order of 400,000 metric tonnes),</w:t>
+        <w:t>gurof cereal grain (on the order of 400,000 metric tonnes),</w:t>
         <w:br/>
-        <w:t>of which barley alone constitutes 2.019 million</w:t>
-      </w:r>
-      <w:r>
-        <w:rPr>
-          <w:i/>
-          <w:sz w:val="22"/>
-        </w:rPr>
-        <w:t>gur</w:t>
-      </w:r>
-      <w:r>
-        <w:rPr>
-          <w:sz w:val="22"/>
-        </w:rPr>
-        <w:t>(73% of all</w:t>
+        <w:t>of which barley alone constitutes 1.957 milliongur(86% of all</w:t>
         <w:br/>
         <w:t>capacity-measured volume). Exploratory data analysis shows that transaction</w:t>
         <w:br/>
         <w:t>sizes are approximately log-normal in their body (median = 300 sila₃ =</w:t>
         <w:br/>
-        <w:t>1</w:t>
-      </w:r>
-      <w:r>
-        <w:rPr>
-          <w:i/>
-          <w:sz w:val="22"/>
-        </w:rPr>
-        <w:t>gur</w:t>
-      </w:r>
-      <w:r>
-        <w:rPr>
-          <w:sz w:val="22"/>
-        </w:rPr>
-        <w:t>) with an extreme heavy tail: the largest 1% of transactions carry</w:t>
+        <w:t>1gur) with an extreme heavy tail: the largest 1% of transactions carry</w:t>
         <w:br/>
-        <w:t>over half of all volume. A barley-flow network of 1,966 agents reveals a single</w:t>
+        <w:t>over half of all volume. A barley-flow network of 1,894 agents reveals a single</w:t>
         <w:br/>
         <w:t>dominant component organised around provincial household managers</w:t>
         <w:br/>
-        <w:t>(</w:t>
-      </w:r>
-      <w:r>
-        <w:rPr>
-          <w:i/>
-          <w:sz w:val="22"/>
-        </w:rPr>
-        <w:t>šabra</w:t>
-      </w:r>
-      <w:r>
-        <w:rPr>
-          <w:sz w:val="22"/>
-        </w:rPr>
-        <w:t>) acting as brokers and the royal granary as principal</w:t>
+        <w:t>(šabra) acting as brokers and the royal granary as principal</w:t>
         <w:br/>
-        <w:t>sink. We give particular attention to the</w:t>
-      </w:r>
-      <w:r>
-        <w:rPr>
-          <w:i/>
-          <w:sz w:val="22"/>
-        </w:rPr>
-        <w:t>methodology of false-positive</w:t>
+        <w:t>sink. We give particular attention to themethodology of false-positive</w:t>
         <w:br/>
-        <w:t>control</w:t>
-      </w:r>
-      <w:r>
-        <w:rPr>
-          <w:sz w:val="22"/>
-        </w:rPr>
-        <w:t>: the chief technical difficulty in mass cuneiform extraction is not</w:t>
+        <w:t>control: the chief technical difficulty in mass cuneiform extraction is not</w:t>
         <w:br/>
         <w:t>parsing grain lines but distinguishing them from the orthographically identical</w:t>
         <w:br/>
@@ -211,20 +120,95 @@
         <w:br/>
         <w:t>carry-forwards. We document a corpus of 120 filtering rules, validated by 144</w:t>
         <w:br/>
-        <w:t>regression tests, that reduced spurious grain volume by roughly 0.96 million</w:t>
+        <w:t>regression tests, that reduced spurious grain volume by roughly 0.96 milliongur(26%) relative to a naïve baseline.</w:t>
+      </w:r>
+      <w:r>
+        <w:rPr>
+          <w:b/>
+          <w:sz w:val="22"/>
+        </w:rPr>
+      </w:r>
+      <w:r>
+        <w:rPr>
+          <w:sz w:val="22"/>
+        </w:rPr>
+      </w:r>
+      <w:r>
+        <w:rPr>
+          <w:b/>
+          <w:sz w:val="22"/>
+        </w:rPr>
+      </w:r>
+      <w:r>
+        <w:rPr>
+          <w:sz w:val="22"/>
+        </w:rPr>
+      </w:r>
+      <w:r>
+        <w:rPr>
+          <w:b/>
+          <w:sz w:val="22"/>
+        </w:rPr>
+      </w:r>
+      <w:r>
+        <w:rPr>
+          <w:sz w:val="22"/>
+        </w:rPr>
       </w:r>
       <w:r>
         <w:rPr>
           <w:i/>
           <w:sz w:val="22"/>
         </w:rPr>
-        <w:t>gur</w:t>
       </w:r>
       <w:r>
         <w:rPr>
           <w:sz w:val="22"/>
         </w:rPr>
-        <w:t>(26%) relative to a naïve baseline.</w:t>
+      </w:r>
+      <w:r>
+        <w:rPr>
+          <w:i/>
+          <w:sz w:val="22"/>
+        </w:rPr>
+      </w:r>
+      <w:r>
+        <w:rPr>
+          <w:sz w:val="22"/>
+        </w:rPr>
+      </w:r>
+      <w:r>
+        <w:rPr>
+          <w:i/>
+          <w:sz w:val="22"/>
+        </w:rPr>
+      </w:r>
+      <w:r>
+        <w:rPr>
+          <w:sz w:val="22"/>
+        </w:rPr>
+      </w:r>
+      <w:r>
+        <w:rPr>
+          <w:i/>
+          <w:sz w:val="22"/>
+        </w:rPr>
+      </w:r>
+      <w:r>
+        <w:rPr>
+          <w:sz w:val="22"/>
+        </w:rPr>
+      </w:r>
+      <w:r>
+        <w:rPr>
+          <w:i/>
+          <w:sz w:val="22"/>
+        </w:rPr>
+      </w:r>
+      <w:r>
+        <w:rPr>
+          <w:sz w:val="22"/>
+        </w:rPr>
       </w:r>
     </w:p>
     <w:p>
@@ -1731,24 +1715,22 @@
         <w:br/>
         <w:t>when the bare form is independently attested, guarding against over-merging.</w:t>
         <w:br/>
-        <w:t>A patronymic scanner (</w:t>
+        <w:t>A patronymic scanner (X dumu Y, "X son of Y") yields 11,850</w:t>
+        <w:br/>
+        <w:t>father–son pairs and flags 746 homonyms (identical names with distinct</w:t>
+        <w:br/>
+        <w:t>fathers).</w:t>
       </w:r>
       <w:r>
         <w:rPr>
           <w:rFonts w:ascii="Courier New" w:hAnsi="Courier New"/>
           <w:sz w:val="19"/>
         </w:rPr>
-        <w:t>X dumu Y</w:t>
       </w:r>
       <w:r>
         <w:rPr>
           <w:sz w:val="22"/>
         </w:rPr>
-        <w:t>, "X son of Y") yields 7,553</w:t>
-        <w:br/>
-        <w:t>father–son pairs and flags 788 homonyms (identical names with distinct</w:t>
-        <w:br/>
-        <w:t>fathers).</w:t>
       </w:r>
     </w:p>
     <w:p>
@@ -1914,7 +1896,7 @@
               <w:rPr>
                 <w:sz w:val="19"/>
               </w:rPr>
-              <w:t>254,600</w:t>
+              <w:t>220,034</w:t>
             </w:r>
           </w:p>
         </w:tc>
@@ -1970,7 +1952,7 @@
               <w:rPr>
                 <w:sz w:val="19"/>
               </w:rPr>
-              <w:t>82,767 / 316,454</w:t>
+              <w:t>72,119 / 242,381</w:t>
             </w:r>
           </w:p>
         </w:tc>
@@ -1998,7 +1980,7 @@
               <w:rPr>
                 <w:sz w:val="19"/>
               </w:rPr>
-              <w:t>55,664</w:t>
+              <w:t>32,493</w:t>
             </w:r>
           </w:p>
         </w:tc>
@@ -2054,7 +2036,7 @@
               <w:rPr>
                 <w:sz w:val="19"/>
               </w:rPr>
-              <w:t>7,560</w:t>
+              <w:t>11,850</w:t>
             </w:r>
           </w:p>
         </w:tc>
@@ -2118,58 +2100,52 @@
         <w:rPr>
           <w:sz w:val="22"/>
         </w:rPr>
-        <w:t>Aggregating all capacity-measured transactions and converting to a common</w:t>
+        <w:t>Aggregating all capacity-measured transactions and converting to a commongurbase yields the commodity profile of Table 3 and Fig. 1c. Cereal</w:t>
+        <w:br/>
+        <w:t>grains—barley, emmer, wheat, and the flour milled from them—dominate at</w:t>
+        <w:br/>
+        <w:t>2.275 milliongur, with barley alone supplying 86% of all capacity</w:t>
+        <w:br/>
+        <w:t>volume. The "untyped" residue (385,000gur) comprises capacity lines</w:t>
+        <w:br/>
+        <w:t>whose commodity word was lost to damage or stood in an elliptical subtotal; on</w:t>
+        <w:br/>
+        <w:t>internal evidence the overwhelming majority is also barley, so the cereal figure</w:t>
+        <w:br/>
+        <w:t>is a conservative lower bound.</w:t>
       </w:r>
       <w:r>
         <w:rPr>
           <w:i/>
           <w:sz w:val="22"/>
         </w:rPr>
-        <w:t>gur</w:t>
       </w:r>
       <w:r>
         <w:rPr>
           <w:sz w:val="22"/>
         </w:rPr>
-        <w:t>base yields the commodity profile of Table 3 and Fig. 1c. Cereal</w:t>
-        <w:br/>
-        <w:t>grains—barley, emmer, wheat, and the flour milled from them—dominate at</w:t>
-        <w:br/>
-        <w:t>2.78 million</w:t>
       </w:r>
       <w:r>
         <w:rPr>
           <w:i/>
           <w:sz w:val="22"/>
         </w:rPr>
-        <w:t>gur</w:t>
       </w:r>
       <w:r>
         <w:rPr>
           <w:sz w:val="22"/>
         </w:rPr>
-        <w:t>, with barley alone supplying 73% of all capacity</w:t>
-        <w:br/>
-        <w:t>volume. The "untyped" residue (385,000</w:t>
       </w:r>
       <w:r>
         <w:rPr>
           <w:i/>
           <w:sz w:val="22"/>
         </w:rPr>
-        <w:t>gur</w:t>
       </w:r>
       <w:r>
         <w:rPr>
           <w:sz w:val="22"/>
         </w:rPr>
-        <w:t>) comprises capacity lines</w:t>
-        <w:br/>
-        <w:t>whose commodity word was lost to damage or stood in an elliptical subtotal; on</w:t>
-        <w:br/>
-        <w:t>internal evidence the overwhelming majority is also barley, so the cereal figure</w:t>
-        <w:br/>
-        <w:t>is a conservative lower bound.</w:t>
       </w:r>
     </w:p>
     <w:p>
@@ -2888,49 +2864,45 @@
         <w:rPr>
           <w:sz w:val="22"/>
         </w:rPr>
-        <w:t>The size distribution of the 51,493 barley capacity-transactions spans eight</w:t>
+        <w:t>The size distribution of the 44,599 barley capacity-transactions spans eight</w:t>
         <w:br/>
         <w:t>orders of magnitude, from fractional-sila₃ messenger rations to a single</w:t>
         <w:br/>
-        <w:t>134,007-</w:t>
+        <w:t>134,007-gurthreshing-floor receipt. On a logarithmic axis (Fig. 1a)</w:t>
+        <w:br/>
+        <w:t>the body of the distribution is strikingly bell-shaped: a log-normal fit gives</w:t>
+        <w:br/>
+        <w:t>μ = 5.78, σ = 2.77 (natural log of sila₃), and the modal class</w:t>
+        <w:br/>
+        <w:t>sits exactly at the institutional default of onegur(300 sila₃),</w:t>
+        <w:br/>
+        <w:t>which is also the median. The geometric mean, 318 sila₃, is nearly two</w:t>
+        <w:br/>
+        <w:t>orders of magnitude below the arithmetic mean (11,763 sila₃)—the signature</w:t>
+        <w:br/>
+        <w:t>of strong right-skew driven by a small number of granary-scale entries.</w:t>
       </w:r>
       <w:r>
         <w:rPr>
           <w:i/>
           <w:sz w:val="22"/>
         </w:rPr>
-        <w:t>gur</w:t>
       </w:r>
       <w:r>
         <w:rPr>
           <w:sz w:val="22"/>
         </w:rPr>
-        <w:t>threshing-floor receipt. On a logarithmic axis (Fig. 1a)</w:t>
-        <w:br/>
-        <w:t>the body of the distribution is strikingly bell-shaped: a log-normal fit gives</w:t>
-        <w:br/>
-        <w:t>μ = 5.78, σ = 2.77 (natural log of sila₃), and the modal class</w:t>
-        <w:br/>
-        <w:t>sits exactly at the institutional default of one</w:t>
       </w:r>
       <w:r>
         <w:rPr>
           <w:i/>
           <w:sz w:val="22"/>
         </w:rPr>
-        <w:t>gur</w:t>
       </w:r>
       <w:r>
         <w:rPr>
           <w:sz w:val="22"/>
         </w:rPr>
-        <w:t>(300 sila₃),</w:t>
-        <w:br/>
-        <w:t>which is also the median. The geometric mean, 318 sila₃, is nearly two</w:t>
-        <w:br/>
-        <w:t>orders of magnitude below the arithmetic mean (11,763 sila₃)—the signature</w:t>
-        <w:br/>
-        <w:t>of strong right-skew driven by a small number of granary-scale entries.</w:t>
       </w:r>
     </w:p>
     <w:p>
@@ -3235,7 +3207,7 @@
         </w:rPr>
         <w:t>One third of transactions carry a recoverable reign date, overwhelmingly from</w:t>
         <w:br/>
-        <w:t>the reign of Šulgi (69,795 transactions), reflecting the great Drehem,</w:t>
+        <w:t>the reign of Šulgi (67,107 transactions), reflecting the great Drehem,</w:t>
         <w:br/>
         <w:t>Umma, and Girsu archives. Within Šulgi's reign the dated barley record</w:t>
         <w:br/>
@@ -3243,24 +3215,22 @@
         <w:br/>
         <w:t>redistributive system's fullest documentation. The temporal signal therefore</w:t>
         <w:br/>
-        <w:t>indexes</w:t>
+        <w:t>indexesarchival survival and bureaucratic intensityrather than any</w:t>
+        <w:br/>
+        <w:t>simple economic cycle—an important caveat for any longitudinal reading of the</w:t>
+        <w:br/>
+        <w:t>series.</w:t>
       </w:r>
       <w:r>
         <w:rPr>
           <w:i/>
           <w:sz w:val="22"/>
         </w:rPr>
-        <w:t>archival survival and bureaucratic intensity</w:t>
       </w:r>
       <w:r>
         <w:rPr>
           <w:sz w:val="22"/>
         </w:rPr>
-        <w:t>rather than any</w:t>
-        <w:br/>
-        <w:t>simple economic cycle—an important caveat for any longitudinal reading of the</w:t>
-        <w:br/>
-        <w:t>series.</w:t>
       </w:r>
     </w:p>
     <w:p>
@@ -3345,71 +3315,19 @@
         </w:rPr>
         <w:t>Restricting to barley transactions with both a resolved issuer and recipient</w:t>
         <w:br/>
-        <w:t>(7,890 edges) yields a directed network of 1,966 agents. The graph is sparse</w:t>
+        <w:t>(3,090 edges) yields a directed network of 1,894 agents. The graph is sparse</w:t>
         <w:br/>
-        <w:t>(density 0.00204) but cohesive: a single giant weakly-connected component spans</w:t>
+        <w:t>(density 0.00086) but cohesive: a single giant weakly-connected component spans</w:t>
         <w:br/>
-        <w:t>1,628 of the 1,966 nodes (83%), the remaining mass fragmenting into 154 small</w:t>
+        <w:t>1,628 of the 1,894 nodes (83%), the remaining mass fragmenting into 146 small</w:t>
         <w:br/>
         <w:t>components. Betweenness centrality (Fig. 1f) identifies the structural brokers,</w:t>
         <w:br/>
         <w:t>and they are precisely the figures Assyriology would predict: provincial</w:t>
         <w:br/>
-        <w:t>household managers (</w:t>
-      </w:r>
-      <w:r>
-        <w:rPr>
-          <w:i/>
-          <w:sz w:val="22"/>
-        </w:rPr>
-        <w:t>šabra</w:t>
-      </w:r>
-      <w:r>
-        <w:rPr>
-          <w:sz w:val="22"/>
-        </w:rPr>
-        <w:t>) and high stewards such as</w:t>
-      </w:r>
-      <w:r>
-        <w:rPr>
-          <w:i/>
-          <w:sz w:val="22"/>
-        </w:rPr>
-        <w:t>Ur-Baba</w:t>
-      </w:r>
-      <w:r>
-        <w:rPr>
-          <w:sz w:val="22"/>
-        </w:rPr>
-        <w:t>and</w:t>
-      </w:r>
-      <w:r>
-        <w:rPr>
-          <w:i/>
-          <w:sz w:val="22"/>
-        </w:rPr>
-        <w:t>Ur-Nanše</w:t>
-      </w:r>
-      <w:r>
-        <w:rPr>
-          <w:sz w:val="22"/>
-        </w:rPr>
-        <w:t>, who relay grain between</w:t>
+        <w:t>household managers (šabra) and high stewards such asUr-BabaandUr-Nanše, who relay grain between</w:t>
         <w:br/>
-        <w:t>cultivators and the central administration. The single largest</w:t>
-      </w:r>
-      <w:r>
-        <w:rPr>
-          <w:i/>
-          <w:sz w:val="22"/>
-        </w:rPr>
-        <w:t>sink</w:t>
-      </w:r>
-      <w:r>
-        <w:rPr>
-          <w:sz w:val="22"/>
-        </w:rPr>
-        <w:t>by</w:t>
+        <w:t>cultivators and the central administration. The single largestsinkby</w:t>
         <w:br/>
         <w:t>in-degree—and the top node by PageRank—is the royal granary (in-degree 82), the</w:t>
         <w:br/>
@@ -3420,6 +3338,50 @@
         <w:t>architecture of the Ur III state: a hub-and-spoke system mediated by named</w:t>
         <w:br/>
         <w:t>household officers.</w:t>
+      </w:r>
+      <w:r>
+        <w:rPr>
+          <w:i/>
+          <w:sz w:val="22"/>
+        </w:rPr>
+      </w:r>
+      <w:r>
+        <w:rPr>
+          <w:sz w:val="22"/>
+        </w:rPr>
+      </w:r>
+      <w:r>
+        <w:rPr>
+          <w:i/>
+          <w:sz w:val="22"/>
+        </w:rPr>
+      </w:r>
+      <w:r>
+        <w:rPr>
+          <w:sz w:val="22"/>
+        </w:rPr>
+      </w:r>
+      <w:r>
+        <w:rPr>
+          <w:i/>
+          <w:sz w:val="22"/>
+        </w:rPr>
+      </w:r>
+      <w:r>
+        <w:rPr>
+          <w:sz w:val="22"/>
+        </w:rPr>
+      </w:r>
+      <w:r>
+        <w:rPr>
+          <w:i/>
+          <w:sz w:val="22"/>
+        </w:rPr>
+      </w:r>
+      <w:r>
+        <w:rPr>
+          <w:sz w:val="22"/>
+        </w:rPr>
       </w:r>
     </w:p>
     <w:p>
@@ -4800,65 +4762,13 @@
         </w:rPr>
         <w:t>The rule body comprises 120 distinct pattern terms, exercised by 144</w:t>
         <w:br/>
-        <w:t>regression tests (all passing) that encode both the lines that</w:t>
-      </w:r>
-      <w:r>
-        <w:rPr>
-          <w:i/>
-          <w:sz w:val="22"/>
-        </w:rPr>
-        <w:t>must</w:t>
-      </w:r>
-      <w:r>
-        <w:rPr>
-          <w:sz w:val="22"/>
-        </w:rPr>
-        <w:t>parse and the lines that</w:t>
-      </w:r>
-      <w:r>
-        <w:rPr>
-          <w:i/>
-          <w:sz w:val="22"/>
-        </w:rPr>
-        <w:t>must not</w:t>
-      </w:r>
-      <w:r>
-        <w:rPr>
-          <w:sz w:val="22"/>
-        </w:rPr>
-        <w:t>. Developed test-first across more than</w:t>
+        <w:t>regression tests (all passing) that encode both the lines thatmustparse and the lines thatmust not. Developed test-first across more than</w:t>
         <w:br/>
         <w:t>eighty revisions, the filters reduced spurious grain volume from a permissive</w:t>
         <w:br/>
-        <w:t>baseline of roughly 3.73 million</w:t>
-      </w:r>
-      <w:r>
-        <w:rPr>
-          <w:i/>
-          <w:sz w:val="22"/>
-        </w:rPr>
-        <w:t>gur</w:t>
-      </w:r>
-      <w:r>
-        <w:rPr>
-          <w:sz w:val="22"/>
-        </w:rPr>
-        <w:t>to the present 2.78 million—a</w:t>
+        <w:t>baseline of roughly 3.73 milliongurto the present 2.275 million—a</w:t>
         <w:br/>
-        <w:t>reduction of about</w:t>
-      </w:r>
-      <w:r>
-        <w:rPr>
-          <w:b/>
-          <w:sz w:val="22"/>
-        </w:rPr>
-        <w:t>0.96 million gur (26%)</w:t>
-      </w:r>
-      <w:r>
-        <w:rPr>
-          <w:sz w:val="22"/>
-        </w:rPr>
-        <w:t>—while the</w:t>
+        <w:t>reduction of about0.96 million gur (26%)—while the</w:t>
         <w:br/>
         <w:t>regression suite guarantees that no documented legitimate line was lost in the</w:t>
         <w:br/>
@@ -4867,6 +4777,50 @@
         <w:t>durable artefact: it freezes hundreds of adjudicated scribal idioms into</w:t>
         <w:br/>
         <w:t>executable specifications.</w:t>
+      </w:r>
+      <w:r>
+        <w:rPr>
+          <w:i/>
+          <w:sz w:val="22"/>
+        </w:rPr>
+      </w:r>
+      <w:r>
+        <w:rPr>
+          <w:sz w:val="22"/>
+        </w:rPr>
+      </w:r>
+      <w:r>
+        <w:rPr>
+          <w:i/>
+          <w:sz w:val="22"/>
+        </w:rPr>
+      </w:r>
+      <w:r>
+        <w:rPr>
+          <w:sz w:val="22"/>
+        </w:rPr>
+      </w:r>
+      <w:r>
+        <w:rPr>
+          <w:i/>
+          <w:sz w:val="22"/>
+        </w:rPr>
+      </w:r>
+      <w:r>
+        <w:rPr>
+          <w:sz w:val="22"/>
+        </w:rPr>
+      </w:r>
+      <w:r>
+        <w:rPr>
+          <w:b/>
+          <w:sz w:val="22"/>
+        </w:rPr>
+      </w:r>
+      <w:r>
+        <w:rPr>
+          <w:sz w:val="22"/>
+        </w:rPr>
       </w:r>
     </w:p>
     <w:p>
@@ -5076,20 +5030,7 @@
         <w:br/>
         <w:t>transliterations into a quantitatively coherent picture of the Ur III grain</w:t>
         <w:br/>
-        <w:t>economy: 2.78 million</w:t>
-      </w:r>
-      <w:r>
-        <w:rPr>
-          <w:i/>
-          <w:sz w:val="22"/>
-        </w:rPr>
-        <w:t>gur</w:t>
-      </w:r>
-      <w:r>
-        <w:rPr>
-          <w:sz w:val="22"/>
-        </w:rPr>
-        <w:t>of cereal moving through a sharply</w:t>
+        <w:t>economy: 2.275 milliongurof cereal moving through a sharply</w:t>
         <w:br/>
         <w:t>two-regime distribution, organised as a broker-mediated</w:t>
         <w:br/>
@@ -5108,6 +5049,17 @@
         <w:t>residue and apply the same negative-classification framework to the silver and</w:t>
         <w:br/>
         <w:t>livestock channels.</w:t>
+      </w:r>
+      <w:r>
+        <w:rPr>
+          <w:i/>
+          <w:sz w:val="22"/>
+        </w:rPr>
+      </w:r>
+      <w:r>
+        <w:rPr>
+          <w:sz w:val="22"/>
+        </w:rPr>
       </w:r>
     </w:p>
     <w:p>
@@ -5370,20 +5322,18 @@
         </w:rPr>
         <w:t>Manuscript compiled from pipeline output · corpus snapshot:</w:t>
         <w:br/>
-        <w:t>135,199 tablets · 253,988 transactions · 2.78 M</w:t>
+        <w:t>135,199 tablets · 220,034 transactions · 2.275 Mgurcapacity.</w:t>
       </w:r>
       <w:r>
         <w:rPr>
           <w:i/>
           <w:sz w:val="22"/>
         </w:rPr>
-        <w:t>gur</w:t>
       </w:r>
       <w:r>
         <w:rPr>
           <w:sz w:val="22"/>
         </w:rPr>
-        <w:t>capacity.</w:t>
       </w:r>
     </w:p>
     <w:sectPr>
